--- a/a7/packages/A7 Unit 4 - Solving Problems with Rational Numbers/Lessons/4.07/A7 4.07 Real-World Order of Operations - Lesson Plan.docx
+++ b/a7/packages/A7 Unit 4 - Solving Problems with Rational Numbers/Lessons/4.07/A7 4.07 Real-World Order of Operations - Lesson Plan.docx
@@ -1585,7 +1585,7 @@
                 <w:color w:val="1A1A1A"/>
                 <w:sz w:val="19"/>
               </w:rPr>
-              <w:t>Post the target; say the 'today' line and nothing else yet.</w:t>
+              <w:t>Post the target; say the one line the Teacher's Edition gives for it, and nothing else yet.</w:t>
             </w:r>
           </w:p>
         </w:tc>

--- a/a7/packages/A7 Unit 4 - Solving Problems with Rational Numbers/Lessons/4.07/A7 4.07 Real-World Order of Operations - Lesson Plan.docx
+++ b/a7/packages/A7 Unit 4 - Solving Problems with Rational Numbers/Lessons/4.07/A7 4.07 Real-World Order of Operations - Lesson Plan.docx
@@ -3235,7 +3235,7 @@
                 <w:color w:val="1A1A1A"/>
                 <w:sz w:val="20"/>
               </w:rPr>
-              <w:t>Why does rounding √200 to 14 before multiplying by 6 lose most of a foot, when 14 is only a hundredth away from 14.14?</w:t>
+              <w:t>Why does rounding √200 to 14 before multiplying by 6 lose most of a foot, when 14 is only about 0.14 away from √200?</w:t>
             </w:r>
           </w:p>
         </w:tc>
@@ -3981,7 +3981,7 @@
                 <w:color w:val="1A1A1A"/>
                 <w:sz w:val="18"/>
               </w:rPr>
-              <w:t>A plan costs 15 dollars plus 4 dollars for each gigabyte. Find the cost of 6 gigabytes.</w:t>
+              <w:t>Renting a kayak costs 17 dollars plus 9 dollars for each hour. Find the cost of 3 hours.</w:t>
             </w:r>
           </w:p>
         </w:tc>
@@ -4012,7 +4012,7 @@
                 <w:color w:val="9E1B32"/>
                 <w:sz w:val="18"/>
               </w:rPr>
-              <w:t>39 dollars</w:t>
+              <w:t>44 dollars</w:t>
             </w:r>
           </w:p>
         </w:tc>
@@ -4043,7 +4043,7 @@
                 <w:color w:val="1A1A1A"/>
                 <w:sz w:val="18"/>
               </w:rPr>
-              <w:t>114 — (15 + 4)(6): the flat 15 was charged six times [8.NSO.1.7: only the per-gigabyte price is repeated]; 25 — 15 + 4 + 6, every number added [B1G-M 8.NSO.1.7 misconception: keyword hunting]</w:t>
+              <w:t>78 — (17 + 9)(3): the flat 17 was charged three times [8.NSO.1.7: only the hourly price is repeated]; 29 — 17 + 9 + 3, every number added [B1G-M 8.NSO.1.7 misconception: keyword hunting]</w:t>
             </w:r>
           </w:p>
         </w:tc>
@@ -4573,7 +4573,7 @@
                 <w:color w:val="1A1A1A"/>
                 <w:sz w:val="18"/>
               </w:rPr>
-              <w:t>A fence runs along 6 sides, each √200 feet long. Find its total length, to the nearest hundredth of a foot.</w:t>
+              <w:t>A square garden has 4 sides, each √150 feet long. Find its perimeter, to the nearest hundredth of a foot.</w:t>
             </w:r>
           </w:p>
         </w:tc>
@@ -4604,7 +4604,7 @@
                 <w:color w:val="9E1B32"/>
                 <w:sz w:val="18"/>
               </w:rPr>
-              <w:t>84.85 feet</w:t>
+              <w:t>48.99 feet</w:t>
             </w:r>
           </w:p>
         </w:tc>
@@ -4635,7 +4635,7 @@
                 <w:color w:val="1A1A1A"/>
                 <w:sz w:val="18"/>
               </w:rPr>
-              <w:t>84 — the side was rounded to 14 before multiplying [Unit 2: round once, at the end]; 84.85 with no unit — the answer is in feet</w:t>
+              <w:t>48 — the side was rounded to 12 before multiplying [Unit 2: round once, at the end]; 48.99 with no unit — the answer is in feet</w:t>
             </w:r>
           </w:p>
         </w:tc>
@@ -4850,7 +4850,7 @@
                 <w:color w:val="1A1A1A"/>
                 <w:sz w:val="18"/>
               </w:rPr>
-              <w:t>A plan costs 15 dollars plus 4 dollars for each of 6 gigabytes. Another costs 15 dollars for each of 4 lines, plus 6 dollars of tax. Find both totals, and say why the key words could not have told you.</w:t>
+              <w:t>One pizza order costs 13 dollars plus 2 dollars for each of 5 toppings. Another costs 13 dollars for each of 2 pizzas, plus 5 dollars for delivery. Find both totals, and say why the key words could not have told you.</w:t>
             </w:r>
           </w:p>
         </w:tc>
@@ -4881,7 +4881,7 @@
                 <w:color w:val="9E1B32"/>
                 <w:sz w:val="18"/>
               </w:rPr>
-              <w:t>39 dollars and 66 dollars</w:t>
+              <w:t>23 dollars and 31 dollars</w:t>
             </w:r>
           </w:p>
         </w:tc>
@@ -4912,7 +4912,7 @@
                 <w:color w:val="1A1A1A"/>
                 <w:sz w:val="18"/>
               </w:rPr>
-              <w:t>39 and 66 with no explanation — the item asks why [same key words, different structures: the explanation is the evidence]; 39 twice — the second structure was not read</w:t>
+              <w:t>23 and 31 with no explanation — the item asks why [same key words, different structures: the explanation is the evidence]; 23 twice — the second structure was not read</w:t>
             </w:r>
           </w:p>
         </w:tc>

--- a/a7/packages/A7 Unit 4 - Solving Problems with Rational Numbers/Lessons/4.07/A7 4.07 Real-World Order of Operations - Lesson Plan.docx
+++ b/a7/packages/A7 Unit 4 - Solving Problems with Rational Numbers/Lessons/4.07/A7 4.07 Real-World Order of Operations - Lesson Plan.docx
@@ -1683,7 +1683,7 @@
                 <w:color w:val="1A1A1A"/>
                 <w:sz w:val="19"/>
               </w:rPr>
-              <w:t>5</w:t>
+              <w:t>6</w:t>
             </w:r>
           </w:p>
         </w:tc>
@@ -1714,7 +1714,7 @@
                 <w:color w:val="1A1A1A"/>
                 <w:sz w:val="19"/>
               </w:rPr>
-              <w:t>Two minutes silent, then reveal. One sentence of reteach per question at most.</w:t>
+              <w:t>Two minutes silent, then reveal. One sentence of reteach per question at most. Then the new words, read once.</w:t>
             </w:r>
           </w:p>
         </w:tc>
@@ -1745,7 +1745,7 @@
                 <w:color w:val="1A1A1A"/>
                 <w:sz w:val="19"/>
               </w:rPr>
-              <w:t>Four retrieval questions, alone, no notes.</w:t>
+              <w:t>Four retrieval questions, alone, no notes. Then copy the new words.</w:t>
             </w:r>
           </w:p>
         </w:tc>
@@ -2457,7 +2457,7 @@
                 <w:color w:val="1A1A1A"/>
                 <w:sz w:val="19"/>
               </w:rPr>
-              <w:t>12</w:t>
+              <w:t>11</w:t>
             </w:r>
           </w:p>
         </w:tc>
@@ -3018,7 +3018,7 @@
                 <w:color w:val="1A1A1A"/>
                 <w:sz w:val="21"/>
               </w:rPr>
-              <w:t xml:space="preserve">  The nine-question whiteboard round (12 minutes) and then the six-question independent set, silent and written.</w:t>
+              <w:t xml:space="preserve">  The nine-question whiteboard round (11 minutes) and then the six-question independent set, silent and written.</w:t>
             </w:r>
           </w:p>
         </w:tc>

--- a/a7/packages/A7 Unit 4 - Solving Problems with Rational Numbers/Lessons/4.07/A7 4.07 Real-World Order of Operations - Lesson Plan.docx
+++ b/a7/packages/A7 Unit 4 - Solving Problems with Rational Numbers/Lessons/4.07/A7 4.07 Real-World Order of Operations - Lesson Plan.docx
@@ -1843,7 +1843,7 @@
                 <w:color w:val="1A1A1A"/>
                 <w:sz w:val="19"/>
               </w:rPr>
-              <w:t>Teach from the front. Expand once per law; say the OFF line out loud.</w:t>
+              <w:t>Teach from the front; say the OFF line out loud.</w:t>
             </w:r>
           </w:p>
         </w:tc>
@@ -5263,7 +5263,7 @@
                 <w:color w:val="1A1A1A"/>
                 <w:sz w:val="21"/>
               </w:rPr>
-              <w:t xml:space="preserve">  The six-question independent set is worked silently in class; whatever is not finished goes home. IXL, all skills required to a SmartScore of 67, due at the start of the next class: Evaluate variable expressions: word problems — DPG.</w:t>
+              <w:t xml:space="preserve">  The six-question independent set is worked silently in class; whatever is not finished goes home. IXL, all skills required to a SmartScore of 67, due by the unit test: Evaluate variable expressions: word problems — DPG.</w:t>
             </w:r>
           </w:p>
         </w:tc>

--- a/a7/packages/A7 Unit 4 - Solving Problems with Rational Numbers/Lessons/4.07/A7 4.07 Real-World Order of Operations - Lesson Plan.docx
+++ b/a7/packages/A7 Unit 4 - Solving Problems with Rational Numbers/Lessons/4.07/A7 4.07 Real-World Order of Operations - Lesson Plan.docx
@@ -1714,7 +1714,7 @@
                 <w:color w:val="1A1A1A"/>
                 <w:sz w:val="19"/>
               </w:rPr>
-              <w:t>Two minutes silent, then reveal. One sentence of reteach per question at most. Then the new words, read once.</w:t>
+              <w:t>Silent, then reveal. One sentence of reteach per question at most. Then the new words, read once.</w:t>
             </w:r>
           </w:p>
         </w:tc>
@@ -1843,7 +1843,7 @@
                 <w:color w:val="1A1A1A"/>
                 <w:sz w:val="19"/>
               </w:rPr>
-              <w:t>Teach from the front; say the OFF line out loud.</w:t>
+              <w:t>Teach from the front; say the off-slide sentence out loud.</w:t>
             </w:r>
           </w:p>
         </w:tc>
@@ -2777,7 +2777,7 @@
                 <w:color w:val="1A1A1A"/>
                 <w:sz w:val="19"/>
               </w:rPr>
-              <w:t>Start the skills; finish tonight.</w:t>
+              <w:t>Start the skills; due by the unit test.</w:t>
             </w:r>
           </w:p>
         </w:tc>
@@ -2972,7 +2972,7 @@
                 <w:color w:val="1A1A1A"/>
                 <w:sz w:val="21"/>
               </w:rPr>
-              <w:t xml:space="preserve">  The Notes slides and the worked half of each Example: the teacher writes, the class copies, and the OFF line is said out loud rather than printed.</w:t>
+              <w:t xml:space="preserve">  The Notes slides and the worked half of each Example: the teacher writes, the class copies, and the off-slide sentence is said out loud rather than printed.</w:t>
             </w:r>
           </w:p>
           <w:p>
